--- a/SistemaAprendizajeAutomatico/Practica/TrabajoFinal/TrabajoFinal_MiuAndrei.docx
+++ b/SistemaAprendizajeAutomatico/Practica/TrabajoFinal/TrabajoFinal_MiuAndrei.docx
@@ -135,7 +135,7 @@
           <w:r>
             <w:fldChar w:fldCharType="separate"/>
           </w:r>
-          <w:hyperlink w:anchor="_Toc195705271" w:history="1">
+          <w:hyperlink w:anchor="_Toc196210206" w:history="1">
             <w:r>
               <w:rPr>
                 <w:rStyle w:val="Hipervnculo"/>
@@ -163,7 +163,7 @@
                 <w:noProof/>
                 <w:webHidden/>
               </w:rPr>
-              <w:instrText xml:space="preserve"> PAGEREF _Toc195705271 \h </w:instrText>
+              <w:instrText xml:space="preserve"> PAGEREF _Toc196210206 \h </w:instrText>
             </w:r>
             <w:r>
               <w:rPr>
@@ -206,7 +206,7 @@
               <w:lang w:eastAsia="es-ES"/>
             </w:rPr>
           </w:pPr>
-          <w:hyperlink w:anchor="_Toc195705272" w:history="1">
+          <w:hyperlink w:anchor="_Toc196210207" w:history="1">
             <w:r>
               <w:rPr>
                 <w:rStyle w:val="Hipervnculo"/>
@@ -233,7 +233,7 @@
                 <w:noProof/>
                 <w:webHidden/>
               </w:rPr>
-              <w:instrText xml:space="preserve"> PAGEREF _Toc195705272 \h </w:instrText>
+              <w:instrText xml:space="preserve"> PAGEREF _Toc196210207 \h </w:instrText>
             </w:r>
             <w:r>
               <w:rPr>
@@ -276,7 +276,7 @@
               <w:lang w:eastAsia="es-ES"/>
             </w:rPr>
           </w:pPr>
-          <w:hyperlink w:anchor="_Toc195705273" w:history="1">
+          <w:hyperlink w:anchor="_Toc196210208" w:history="1">
             <w:r>
               <w:rPr>
                 <w:rStyle w:val="Hipervnculo"/>
@@ -303,7 +303,7 @@
                 <w:noProof/>
                 <w:webHidden/>
               </w:rPr>
-              <w:instrText xml:space="preserve"> PAGEREF _Toc195705273 \h </w:instrText>
+              <w:instrText xml:space="preserve"> PAGEREF _Toc196210208 \h </w:instrText>
             </w:r>
             <w:r>
               <w:rPr>
@@ -346,7 +346,7 @@
               <w:lang w:eastAsia="es-ES"/>
             </w:rPr>
           </w:pPr>
-          <w:hyperlink w:anchor="_Toc195705274" w:history="1">
+          <w:hyperlink w:anchor="_Toc196210209" w:history="1">
             <w:r>
               <w:rPr>
                 <w:rStyle w:val="Hipervnculo"/>
@@ -373,7 +373,7 @@
                 <w:noProof/>
                 <w:webHidden/>
               </w:rPr>
-              <w:instrText xml:space="preserve"> PAGEREF _Toc195705274 \h </w:instrText>
+              <w:instrText xml:space="preserve"> PAGEREF _Toc196210209 \h </w:instrText>
             </w:r>
             <w:r>
               <w:rPr>
@@ -393,7 +393,7 @@
                 <w:noProof/>
                 <w:webHidden/>
               </w:rPr>
-              <w:t>5</w:t>
+              <w:t>6</w:t>
             </w:r>
             <w:r>
               <w:rPr>
@@ -416,7 +416,7 @@
               <w:lang w:eastAsia="es-ES"/>
             </w:rPr>
           </w:pPr>
-          <w:hyperlink w:anchor="_Toc195705275" w:history="1">
+          <w:hyperlink w:anchor="_Toc196210210" w:history="1">
             <w:r>
               <w:rPr>
                 <w:rStyle w:val="Hipervnculo"/>
@@ -443,7 +443,7 @@
                 <w:noProof/>
                 <w:webHidden/>
               </w:rPr>
-              <w:instrText xml:space="preserve"> PAGEREF _Toc195705275 \h </w:instrText>
+              <w:instrText xml:space="preserve"> PAGEREF _Toc196210210 \h </w:instrText>
             </w:r>
             <w:r>
               <w:rPr>
@@ -463,7 +463,7 @@
                 <w:noProof/>
                 <w:webHidden/>
               </w:rPr>
-              <w:t>7</w:t>
+              <w:t>8</w:t>
             </w:r>
             <w:r>
               <w:rPr>
@@ -486,7 +486,7 @@
               <w:lang w:eastAsia="es-ES"/>
             </w:rPr>
           </w:pPr>
-          <w:hyperlink w:anchor="_Toc195705276" w:history="1">
+          <w:hyperlink w:anchor="_Toc196210211" w:history="1">
             <w:r>
               <w:rPr>
                 <w:rStyle w:val="Hipervnculo"/>
@@ -513,7 +513,7 @@
                 <w:noProof/>
                 <w:webHidden/>
               </w:rPr>
-              <w:instrText xml:space="preserve"> PAGEREF _Toc195705276 \h </w:instrText>
+              <w:instrText xml:space="preserve"> PAGEREF _Toc196210211 \h </w:instrText>
             </w:r>
             <w:r>
               <w:rPr>
@@ -556,7 +556,7 @@
               <w:lang w:eastAsia="es-ES"/>
             </w:rPr>
           </w:pPr>
-          <w:hyperlink w:anchor="_Toc195705277" w:history="1">
+          <w:hyperlink w:anchor="_Toc196210212" w:history="1">
             <w:r>
               <w:rPr>
                 <w:rStyle w:val="Hipervnculo"/>
@@ -583,7 +583,7 @@
                 <w:noProof/>
                 <w:webHidden/>
               </w:rPr>
-              <w:instrText xml:space="preserve"> PAGEREF _Toc195705277 \h </w:instrText>
+              <w:instrText xml:space="preserve"> PAGEREF _Toc196210212 \h </w:instrText>
             </w:r>
             <w:r>
               <w:rPr>
@@ -650,7 +650,7 @@
           <w:rFonts w:cs="Open Sans Light"/>
         </w:rPr>
       </w:pPr>
-      <w:bookmarkStart w:id="0" w:name="_Toc195705271"/>
+      <w:bookmarkStart w:id="0" w:name="_Toc196210206"/>
       <w:r>
         <w:rPr>
           <w:rFonts w:cs="Open Sans Light"/>
@@ -1321,7 +1321,7 @@
           <w:szCs w:val="22"/>
         </w:rPr>
       </w:pPr>
-      <w:bookmarkStart w:id="1" w:name="_Toc195705272"/>
+      <w:bookmarkStart w:id="1" w:name="_Toc196210207"/>
       <w:r>
         <w:t>Algoritmos usando BigML</w:t>
       </w:r>
@@ -1398,6 +1398,27 @@
         </w:rPr>
         <w:t>Se emplea para predecir una variable de salida a partir de datos de entrada etiquetados (donde sabes el resultado).</w:t>
       </w:r>
+      <w:r>
+        <w:rPr>
+          <w:rFonts w:ascii="Open Sans Light" w:hAnsi="Open Sans Light" w:cs="Open Sans Light"/>
+          <w:lang w:eastAsia="es-ES"/>
+        </w:rPr>
+        <w:t xml:space="preserve"> Se aplicó sobre la variable “</w:t>
+      </w:r>
+      <w:r>
+        <w:rPr>
+          <w:rFonts w:ascii="Open Sans Light" w:hAnsi="Open Sans Light" w:cs="Open Sans Light"/>
+          <w:lang w:eastAsia="es-ES"/>
+        </w:rPr>
+        <w:t>Recurred</w:t>
+      </w:r>
+      <w:r>
+        <w:rPr>
+          <w:rFonts w:ascii="Open Sans Light" w:hAnsi="Open Sans Light" w:cs="Open Sans Light"/>
+          <w:lang w:eastAsia="es-ES"/>
+        </w:rPr>
+        <w:t>”, que indica si el cáncer reapareció o no.</w:t>
+      </w:r>
     </w:p>
     <w:p>
       <w:pPr>
@@ -1437,26 +1458,20 @@
           <w:rFonts w:ascii="Open Sans Light" w:hAnsi="Open Sans Light" w:cs="Open Sans Light"/>
           <w:lang w:eastAsia="es-ES"/>
         </w:rPr>
-        <w:t xml:space="preserve"> sobre la columna “Recurred”, donde indica si el cáncer reapareció, o no</w:t>
-      </w:r>
-      <w:r>
-        <w:rPr>
-          <w:rFonts w:ascii="Open Sans Light" w:hAnsi="Open Sans Light" w:cs="Open Sans Light"/>
-        </w:rPr>
-        <w:t xml:space="preserve">, algo importante de cara a </w:t>
+        <w:t xml:space="preserve">, lo que indica que identifica correctamente en la mayor parte de los casos las recaídas. </w:t>
+      </w:r>
+      <w:r>
+        <w:rPr>
+          <w:rFonts w:ascii="Open Sans Light" w:hAnsi="Open Sans Light" w:cs="Open Sans Light"/>
+        </w:rPr>
+        <w:t xml:space="preserve">Se ha usado </w:t>
       </w:r>
       <w:r>
         <w:rPr>
           <w:rFonts w:ascii="Open Sans Light" w:hAnsi="Open Sans Light" w:cs="Open Sans Light"/>
         </w:rPr>
         <w:lastRenderedPageBreak/>
-        <w:t>saber si un paciente volverá a recaer.</w:t>
-      </w:r>
-      <w:r>
-        <w:rPr>
-          <w:rFonts w:ascii="Open Sans Light" w:hAnsi="Open Sans Light" w:cs="Open Sans Light"/>
-        </w:rPr>
-        <w:t xml:space="preserve"> Se ha usado este algoritmo porque es una variable categórica y al ser un árbol de decisión lo maneja mejor.</w:t>
+        <w:t>este algoritmo porque es una variable categórica y al ser un árbol de decisión lo maneja mejor.</w:t>
       </w:r>
     </w:p>
     <w:p>
@@ -1490,6 +1505,24 @@
         </w:rPr>
         <w:t xml:space="preserve"> Se utiliza para obtener un mejor rendimiento al combinar varios modelos.</w:t>
       </w:r>
+      <w:r>
+        <w:rPr>
+          <w:rFonts w:ascii="Open Sans Light" w:hAnsi="Open Sans Light" w:cs="Open Sans Light"/>
+        </w:rPr>
+        <w:t xml:space="preserve"> Se aplicó sobre la variable “Response”, la </w:t>
+      </w:r>
+      <w:r>
+        <w:rPr>
+          <w:rFonts w:ascii="Open Sans Light" w:hAnsi="Open Sans Light" w:cs="Open Sans Light"/>
+        </w:rPr>
+        <w:t>cual indica la respuesta al tratamiento del paciente</w:t>
+      </w:r>
+      <w:r>
+        <w:rPr>
+          <w:rFonts w:ascii="Open Sans Light" w:hAnsi="Open Sans Light" w:cs="Open Sans Light"/>
+        </w:rPr>
+        <w:t>.</w:t>
+      </w:r>
     </w:p>
     <w:p>
       <w:pPr>
@@ -1519,7 +1552,19 @@
         <w:rPr>
           <w:rFonts w:ascii="Open Sans Light" w:hAnsi="Open Sans Light" w:cs="Open Sans Light"/>
         </w:rPr>
-        <w:t xml:space="preserve">Se ha obtenido un 71.79% sobre la columna “Response”, la cual indica la respuesta al tratamiento del paciente. Se </w:t>
+        <w:t>Se ha obtenido un 71.79</w:t>
+      </w:r>
+      <w:r>
+        <w:rPr>
+          <w:rFonts w:ascii="Open Sans Light" w:hAnsi="Open Sans Light" w:cs="Open Sans Light"/>
+        </w:rPr>
+        <w:t>%, algo menos preciso que el modelo anterior</w:t>
+      </w:r>
+      <w:r>
+        <w:rPr>
+          <w:rFonts w:ascii="Open Sans Light" w:hAnsi="Open Sans Light" w:cs="Open Sans Light"/>
+        </w:rPr>
+        <w:t xml:space="preserve">. Se </w:t>
       </w:r>
       <w:r>
         <w:rPr>
@@ -1600,19 +1645,31 @@
         <w:rPr>
           <w:rFonts w:ascii="Open Sans Light" w:hAnsi="Open Sans Light" w:cs="Open Sans Light"/>
         </w:rPr>
-        <w:t>Se</w:t>
-      </w:r>
-      <w:r>
-        <w:rPr>
-          <w:rFonts w:ascii="Open Sans Light" w:hAnsi="Open Sans Light" w:cs="Open Sans Light"/>
-        </w:rPr>
-        <w:t xml:space="preserve"> ha utilizado este modelo para predecir el % de éxito del futuro de la variable calculada</w:t>
-      </w:r>
-      <w:r>
-        <w:rPr>
-          <w:rFonts w:ascii="Open Sans Light" w:hAnsi="Open Sans Light" w:cs="Open Sans Light"/>
-        </w:rPr>
-        <w:t>, sin embargo no a sido posible realizar ningún experimento debido a la falta de variables numéricas (solo tenemos edad).</w:t>
+        <w:t>N</w:t>
+      </w:r>
+      <w:r>
+        <w:rPr>
+          <w:rFonts w:ascii="Open Sans Light" w:hAnsi="Open Sans Light" w:cs="Open Sans Light"/>
+        </w:rPr>
+        <w:t xml:space="preserve">o </w:t>
+      </w:r>
+      <w:r>
+        <w:rPr>
+          <w:rFonts w:ascii="Open Sans Light" w:hAnsi="Open Sans Light" w:cs="Open Sans Light"/>
+        </w:rPr>
+        <w:t>h</w:t>
+      </w:r>
+      <w:r>
+        <w:rPr>
+          <w:rFonts w:ascii="Open Sans Light" w:hAnsi="Open Sans Light" w:cs="Open Sans Light"/>
+        </w:rPr>
+        <w:t>a sido posible realizar ningún experimento debido a la falta de variables numéricas (solo tenemos edad)</w:t>
+      </w:r>
+      <w:r>
+        <w:rPr>
+          <w:rFonts w:ascii="Open Sans Light" w:hAnsi="Open Sans Light" w:cs="Open Sans Light"/>
+        </w:rPr>
+        <w:t>, y no tiene sentido aplicarla a la única variable numérica que hay en el dataset.</w:t>
       </w:r>
     </w:p>
     <w:p>
@@ -1657,7 +1714,13 @@
         <w:rPr>
           <w:rFonts w:ascii="Open Sans Light" w:hAnsi="Open Sans Light" w:cs="Open Sans Light"/>
         </w:rPr>
-        <w:t xml:space="preserve"> necesitas predecir una variable categórica en 2 clases.</w:t>
+        <w:t xml:space="preserve"> necesitas predecir una variable categórica en 2 clases</w:t>
+      </w:r>
+      <w:r>
+        <w:rPr>
+          <w:rFonts w:ascii="Open Sans Light" w:hAnsi="Open Sans Light" w:cs="Open Sans Light"/>
+        </w:rPr>
+        <w:t>. Se aplicó sobre la variable “Response” por que queremos saber si ha respondido bien o mal al tratamiento recibido de una manera más clara.</w:t>
       </w:r>
     </w:p>
     <w:p>
@@ -1707,7 +1770,19 @@
         <w:rPr>
           <w:rFonts w:ascii="Open Sans Light" w:hAnsi="Open Sans Light" w:cs="Open Sans Light"/>
         </w:rPr>
-        <w:t>Se ha usado este algoritmo por que funciona mejor con variables que son Si/No o similares.</w:t>
+        <w:t xml:space="preserve">Se ha usado este algoritmo por que funciona mejor con variables que </w:t>
+      </w:r>
+      <w:r>
+        <w:rPr>
+          <w:rFonts w:ascii="Open Sans Light" w:hAnsi="Open Sans Light" w:cs="Open Sans Light"/>
+        </w:rPr>
+        <w:t>den como salida</w:t>
+      </w:r>
+      <w:r>
+        <w:rPr>
+          <w:rFonts w:ascii="Open Sans Light" w:hAnsi="Open Sans Light" w:cs="Open Sans Light"/>
+        </w:rPr>
+        <w:t xml:space="preserve"> Si/No o similares.</w:t>
       </w:r>
     </w:p>
     <w:p>
@@ -1748,6 +1823,48 @@
         </w:rPr>
         <w:t>Se usa con grandes volúmenes de datos y problemas complejos.</w:t>
       </w:r>
+      <w:r>
+        <w:rPr>
+          <w:rFonts w:ascii="Open Sans Light" w:hAnsi="Open Sans Light" w:cs="Open Sans Light"/>
+        </w:rPr>
+        <w:t xml:space="preserve"> Se a aplicado a la variable “</w:t>
+      </w:r>
+      <w:r>
+        <w:rPr>
+          <w:rFonts w:ascii="Open Sans Light" w:hAnsi="Open Sans Light" w:cs="Open Sans Light"/>
+        </w:rPr>
+        <w:t>Recurred</w:t>
+      </w:r>
+      <w:r>
+        <w:rPr>
+          <w:rFonts w:ascii="Open Sans Light" w:hAnsi="Open Sans Light" w:cs="Open Sans Light"/>
+        </w:rPr>
+        <w:t>”, ya que considero que es una variable compleja</w:t>
+      </w:r>
+      <w:r>
+        <w:rPr>
+          <w:rFonts w:ascii="Open Sans Light" w:hAnsi="Open Sans Light" w:cs="Open Sans Light"/>
+        </w:rPr>
+        <w:t xml:space="preserve"> </w:t>
+      </w:r>
+      <w:r>
+        <w:rPr>
+          <w:rFonts w:ascii="Open Sans Light" w:hAnsi="Open Sans Light" w:cs="Open Sans Light"/>
+        </w:rPr>
+        <w:t xml:space="preserve">debido a que </w:t>
+      </w:r>
+      <w:r>
+        <w:rPr>
+          <w:rFonts w:ascii="Open Sans Light" w:hAnsi="Open Sans Light" w:cs="Open Sans Light"/>
+        </w:rPr>
+        <w:t>si recae o no</w:t>
+      </w:r>
+      <w:r>
+        <w:rPr>
+          <w:rFonts w:ascii="Open Sans Light" w:hAnsi="Open Sans Light" w:cs="Open Sans Light"/>
+        </w:rPr>
+        <w:t xml:space="preserve"> un paciente es algo difícil de predecir (dependiendo del problema) y depende de muchas variables.</w:t>
+      </w:r>
     </w:p>
     <w:p>
       <w:pPr>
@@ -1790,7 +1907,31 @@
         <w:rPr>
           <w:rFonts w:ascii="Open Sans Light" w:hAnsi="Open Sans Light" w:cs="Open Sans Light"/>
         </w:rPr>
-        <w:t xml:space="preserve">%. </w:t>
+        <w:t>%</w:t>
+      </w:r>
+      <w:r>
+        <w:rPr>
+          <w:rFonts w:ascii="Open Sans Light" w:hAnsi="Open Sans Light" w:cs="Open Sans Light"/>
+        </w:rPr>
+        <w:t xml:space="preserve">, un resultado bastante alto y preciso para solucionar un problema </w:t>
+      </w:r>
+      <w:r>
+        <w:rPr>
+          <w:rFonts w:ascii="Open Sans Light" w:hAnsi="Open Sans Light" w:cs="Open Sans Light"/>
+        </w:rPr>
+        <w:t xml:space="preserve">tan </w:t>
+      </w:r>
+      <w:r>
+        <w:rPr>
+          <w:rFonts w:ascii="Open Sans Light" w:hAnsi="Open Sans Light" w:cs="Open Sans Light"/>
+        </w:rPr>
+        <w:t>complejo</w:t>
+      </w:r>
+      <w:r>
+        <w:rPr>
+          <w:rFonts w:ascii="Open Sans Light" w:hAnsi="Open Sans Light" w:cs="Open Sans Light"/>
+        </w:rPr>
+        <w:t xml:space="preserve">. </w:t>
       </w:r>
       <w:r>
         <w:rPr>
@@ -1802,7 +1943,19 @@
         <w:rPr>
           <w:rFonts w:ascii="Open Sans Light" w:hAnsi="Open Sans Light" w:cs="Open Sans Light"/>
         </w:rPr>
-        <w:t>sobre la variable “Recurred” ya que es un patrón difícil de detectar, algo que encaja con el algoritmo.</w:t>
+        <w:t>sobre la variable “</w:t>
+      </w:r>
+      <w:r>
+        <w:rPr>
+          <w:rFonts w:ascii="Open Sans Light" w:hAnsi="Open Sans Light" w:cs="Open Sans Light"/>
+        </w:rPr>
+        <w:t>Recurred</w:t>
+      </w:r>
+      <w:r>
+        <w:rPr>
+          <w:rFonts w:ascii="Open Sans Light" w:hAnsi="Open Sans Light" w:cs="Open Sans Light"/>
+        </w:rPr>
+        <w:t>” ya que es un patrón difícil de detectar, algo que encaja con el algoritmo.</w:t>
       </w:r>
     </w:p>
     <w:p>
@@ -1861,7 +2014,25 @@
         <w:rPr>
           <w:rFonts w:ascii="Open Sans Light" w:hAnsi="Open Sans Light" w:cs="Open Sans Light"/>
         </w:rPr>
-        <w:t xml:space="preserve">Como no tengo variables que dependen del tiempo, es inútil </w:t>
+        <w:t xml:space="preserve">No se aplicó este algoritmo debido a que </w:t>
+      </w:r>
+      <w:r>
+        <w:rPr>
+          <w:rFonts w:ascii="Open Sans Light" w:hAnsi="Open Sans Light" w:cs="Open Sans Light"/>
+        </w:rPr>
+        <w:t xml:space="preserve">no tengo variables que dependen del tiempo, </w:t>
+      </w:r>
+      <w:r>
+        <w:rPr>
+          <w:rFonts w:ascii="Open Sans Light" w:hAnsi="Open Sans Light" w:cs="Open Sans Light"/>
+        </w:rPr>
+        <w:t xml:space="preserve">por tanto </w:t>
+      </w:r>
+      <w:r>
+        <w:rPr>
+          <w:rFonts w:ascii="Open Sans Light" w:hAnsi="Open Sans Light" w:cs="Open Sans Light"/>
+        </w:rPr>
+        <w:t xml:space="preserve">es inútil </w:t>
       </w:r>
       <w:r>
         <w:rPr>
@@ -1908,6 +2079,18 @@
         </w:rPr>
         <w:t xml:space="preserve"> Es útil cuando no sabes que algoritmo usar o los parámetros para obtener un mejor resultado.</w:t>
       </w:r>
+      <w:r>
+        <w:rPr>
+          <w:rFonts w:ascii="Open Sans Light" w:hAnsi="Open Sans Light" w:cs="Open Sans Light"/>
+        </w:rPr>
+        <w:t xml:space="preserve"> Se aplicó a la variable </w:t>
+      </w:r>
+      <w:r>
+        <w:rPr>
+          <w:rFonts w:ascii="Open Sans Light" w:hAnsi="Open Sans Light" w:cs="Open Sans Light"/>
+        </w:rPr>
+        <w:t>“Patologhy”, ya que este algoritmo encuentra la mejor combinación para la variable.</w:t>
+      </w:r>
     </w:p>
     <w:p>
       <w:pPr>
@@ -1950,7 +2133,46 @@
         <w:rPr>
           <w:rFonts w:ascii="Open Sans Light" w:hAnsi="Open Sans Light" w:cs="Open Sans Light"/>
         </w:rPr>
-        <w:t>%. Se ha utilizado este algoritmo sobre la variable “Patologhy”, ya que este algoritmo encuentra la mejor combinación para la variable.</w:t>
+        <w:t>%</w:t>
+      </w:r>
+      <w:r>
+        <w:rPr>
+          <w:rFonts w:ascii="Open Sans Light" w:hAnsi="Open Sans Light" w:cs="Open Sans Light"/>
+        </w:rPr>
+        <w:t>, un resultado bastante alto y preciso a la hora de predecir el resultado. Se utilizó este método por que encuentra la mejor combinación para que sea lo más preciso posible.</w:t>
+      </w:r>
+    </w:p>
+    <w:p>
+      <w:pPr>
+        <w:spacing w:line="276" w:lineRule="auto"/>
+        <w:jc w:val="both"/>
+        <w:rPr>
+          <w:rFonts w:ascii="Open Sans Light" w:hAnsi="Open Sans Light" w:cs="Open Sans Light"/>
+        </w:rPr>
+      </w:pPr>
+    </w:p>
+    <w:p>
+      <w:pPr>
+        <w:spacing w:line="276" w:lineRule="auto"/>
+        <w:jc w:val="both"/>
+        <w:rPr>
+          <w:rFonts w:ascii="Open Sans Light" w:hAnsi="Open Sans Light" w:cs="Open Sans Light"/>
+        </w:rPr>
+      </w:pPr>
+    </w:p>
+    <w:p>
+      <w:pPr>
+        <w:spacing w:line="276" w:lineRule="auto"/>
+        <w:jc w:val="both"/>
+        <w:rPr>
+          <w:rFonts w:ascii="Open Sans Light" w:hAnsi="Open Sans Light" w:cs="Open Sans Light"/>
+        </w:rPr>
+      </w:pPr>
+      <w:r>
+        <w:rPr>
+          <w:rFonts w:ascii="Open Sans Light" w:hAnsi="Open Sans Light" w:cs="Open Sans Light"/>
+        </w:rPr>
+        <w:t xml:space="preserve"> </w:t>
       </w:r>
     </w:p>
     <w:p>
@@ -1968,6 +2190,7 @@
           <w:bCs/>
           <w:u w:val="single"/>
         </w:rPr>
+        <w:lastRenderedPageBreak/>
         <w:t>No supervisados</w:t>
       </w:r>
       <w:r>
@@ -2015,6 +2238,32 @@
         </w:rPr>
         <w:t>.</w:t>
       </w:r>
+      <w:r>
+        <w:rPr>
+          <w:rFonts w:ascii="Open Sans Light" w:hAnsi="Open Sans Light" w:cs="Open Sans Light"/>
+        </w:rPr>
+        <w:t xml:space="preserve"> </w:t>
+      </w:r>
+      <w:r>
+        <w:rPr>
+          <w:rFonts w:ascii="Open Sans Light" w:hAnsi="Open Sans Light" w:cs="Open Sans Light"/>
+        </w:rPr>
+        <w:t>Se ha utilizado este algoritmo sobre la variable “</w:t>
+      </w:r>
+      <w:proofErr w:type="spellStart"/>
+      <w:r>
+        <w:rPr>
+          <w:rFonts w:ascii="Open Sans Light" w:hAnsi="Open Sans Light" w:cs="Open Sans Light"/>
+        </w:rPr>
+        <w:t>Focality</w:t>
+      </w:r>
+      <w:proofErr w:type="spellEnd"/>
+      <w:r>
+        <w:rPr>
+          <w:rFonts w:ascii="Open Sans Light" w:hAnsi="Open Sans Light" w:cs="Open Sans Light"/>
+        </w:rPr>
+        <w:t>”, ya que queremos agrupar pacientes similares con un mismo problema.</w:t>
+      </w:r>
     </w:p>
     <w:p>
       <w:pPr>
@@ -2081,17 +2330,14 @@
         <w:rPr>
           <w:rFonts w:ascii="Open Sans Light" w:hAnsi="Open Sans Light" w:cs="Open Sans Light"/>
         </w:rPr>
-        <w:t>. Se ha utilizado este algoritmo sobre la variable “Focality”, ya que queremos agrupar pacientes similares con un mismo problema.</w:t>
-      </w:r>
-    </w:p>
-    <w:p>
-      <w:pPr>
-        <w:spacing w:line="276" w:lineRule="auto"/>
-        <w:jc w:val="both"/>
-        <w:rPr>
-          <w:rFonts w:ascii="Open Sans Light" w:hAnsi="Open Sans Light" w:cs="Open Sans Light"/>
-        </w:rPr>
-      </w:pPr>
+        <w:t xml:space="preserve">. </w:t>
+      </w:r>
+      <w:r>
+        <w:rPr>
+          <w:rFonts w:ascii="Open Sans Light" w:hAnsi="Open Sans Light" w:cs="Open Sans Light"/>
+        </w:rPr>
+        <w:t>Esto pasa por que se agrupan mas pacientes con esa característica, haciéndolo así mas grande.</w:t>
+      </w:r>
     </w:p>
     <w:p>
       <w:pPr>
@@ -2111,7 +2357,6 @@
           <w:rFonts w:ascii="Open Sans Light" w:hAnsi="Open Sans Light" w:cs="Open Sans Light"/>
           <w:u w:val="single"/>
         </w:rPr>
-        <w:lastRenderedPageBreak/>
         <w:t>Anomaly</w:t>
       </w:r>
       <w:r>
@@ -2176,6 +2421,12 @@
         </w:rPr>
         <w:t xml:space="preserve"> mal a un paciente.</w:t>
       </w:r>
+      <w:r>
+        <w:rPr>
+          <w:rFonts w:ascii="Open Sans Light" w:hAnsi="Open Sans Light" w:cs="Open Sans Light"/>
+        </w:rPr>
+        <w:t xml:space="preserve"> En cada caso hay un score con el tanto % de la probabilidad.</w:t>
+      </w:r>
     </w:p>
     <w:p>
       <w:pPr>
@@ -2325,7 +2576,7 @@
         <w:spacing w:line="276" w:lineRule="auto"/>
         <w:jc w:val="both"/>
       </w:pPr>
-      <w:bookmarkStart w:id="2" w:name="_Toc195705273"/>
+      <w:bookmarkStart w:id="2" w:name="_Toc196210208"/>
       <w:r>
         <w:t>Matriz de confusión</w:t>
       </w:r>
@@ -2726,23 +2977,55 @@
         <w:jc w:val="both"/>
         <w:rPr>
           <w:rFonts w:ascii="Open Sans Light" w:hAnsi="Open Sans Light" w:cs="Open Sans Light"/>
-        </w:rPr>
-      </w:pPr>
-    </w:p>
-    <w:p>
-      <w:pPr>
-        <w:spacing w:line="276" w:lineRule="auto"/>
-        <w:jc w:val="both"/>
-        <w:rPr>
-          <w:rFonts w:ascii="Open Sans Light" w:hAnsi="Open Sans Light" w:cs="Open Sans Light"/>
           <w:u w:val="single"/>
         </w:rPr>
       </w:pPr>
-      <w:r>
+    </w:p>
+    <w:p>
+      <w:pPr>
+        <w:spacing w:line="276" w:lineRule="auto"/>
+        <w:jc w:val="both"/>
         <w:rPr>
           <w:rFonts w:ascii="Open Sans Light" w:hAnsi="Open Sans Light" w:cs="Open Sans Light"/>
           <w:u w:val="single"/>
         </w:rPr>
+      </w:pPr>
+    </w:p>
+    <w:p>
+      <w:pPr>
+        <w:spacing w:line="276" w:lineRule="auto"/>
+        <w:jc w:val="both"/>
+        <w:rPr>
+          <w:rFonts w:ascii="Open Sans Light" w:hAnsi="Open Sans Light" w:cs="Open Sans Light"/>
+          <w:u w:val="single"/>
+        </w:rPr>
+      </w:pPr>
+    </w:p>
+    <w:p>
+      <w:pPr>
+        <w:spacing w:line="276" w:lineRule="auto"/>
+        <w:jc w:val="both"/>
+        <w:rPr>
+          <w:rFonts w:ascii="Open Sans Light" w:hAnsi="Open Sans Light" w:cs="Open Sans Light"/>
+          <w:u w:val="single"/>
+        </w:rPr>
+      </w:pPr>
+    </w:p>
+    <w:p>
+      <w:pPr>
+        <w:spacing w:line="276" w:lineRule="auto"/>
+        <w:jc w:val="both"/>
+        <w:rPr>
+          <w:rFonts w:ascii="Open Sans Light" w:hAnsi="Open Sans Light" w:cs="Open Sans Light"/>
+          <w:u w:val="single"/>
+        </w:rPr>
+      </w:pPr>
+      <w:r>
+        <w:rPr>
+          <w:rFonts w:ascii="Open Sans Light" w:hAnsi="Open Sans Light" w:cs="Open Sans Light"/>
+          <w:u w:val="single"/>
+        </w:rPr>
+        <w:lastRenderedPageBreak/>
         <w:t>Interpretación de la tabla:</w:t>
       </w:r>
     </w:p>
@@ -2888,7 +3171,7 @@
         <w:spacing w:line="276" w:lineRule="auto"/>
         <w:jc w:val="both"/>
       </w:pPr>
-      <w:bookmarkStart w:id="3" w:name="_Toc195705274"/>
+      <w:bookmarkStart w:id="3" w:name="_Toc196210209"/>
       <w:r>
         <w:t>Cálculo de m</w:t>
       </w:r>
@@ -2979,7 +3262,6 @@
         <w:rPr>
           <w:rFonts w:ascii="Open Sans Light" w:hAnsi="Open Sans Light" w:cs="Open Sans Light"/>
         </w:rPr>
-        <w:lastRenderedPageBreak/>
         <w:t>Es el porcentaje de predicciones correctas. En este caso un 00.00% no es que sea un modelo muy fiable.</w:t>
       </w:r>
     </w:p>
@@ -3295,19 +3577,7 @@
         <w:rPr>
           <w:rFonts w:ascii="Open Sans Light" w:hAnsi="Open Sans Light" w:cs="Open Sans Light"/>
         </w:rPr>
-        <w:t xml:space="preserve"> (41 + 190) / </w:t>
-      </w:r>
-      <w:r>
-        <w:rPr>
-          <w:rFonts w:ascii="Open Sans Light" w:hAnsi="Open Sans Light" w:cs="Open Sans Light"/>
-        </w:rPr>
-        <w:t>(30 + 122 + 41 + 190)</w:t>
-      </w:r>
-      <w:r>
-        <w:rPr>
-          <w:rFonts w:ascii="Open Sans Light" w:hAnsi="Open Sans Light" w:cs="Open Sans Light"/>
-        </w:rPr>
-        <w:t xml:space="preserve"> = 60.37%</w:t>
+        <w:t xml:space="preserve"> (41 + 190) / (30 + 122 + 41 + 190) = 60.37%</w:t>
       </w:r>
     </w:p>
     <w:p>
@@ -3335,170 +3605,134 @@
           <w:bCs/>
         </w:rPr>
       </w:pPr>
-      <w:r>
+    </w:p>
+    <w:p>
+      <w:pPr>
+        <w:spacing w:line="276" w:lineRule="auto"/>
+        <w:jc w:val="both"/>
         <w:rPr>
           <w:rFonts w:ascii="Open Sans Light" w:hAnsi="Open Sans Light" w:cs="Open Sans Light"/>
           <w:b/>
           <w:bCs/>
         </w:rPr>
-        <w:t>Prevalencia:</w:t>
-      </w:r>
-    </w:p>
-    <w:p>
-      <w:pPr>
-        <w:spacing w:line="276" w:lineRule="auto"/>
-        <w:jc w:val="both"/>
-        <w:rPr>
-          <w:rFonts w:ascii="Open Sans Light" w:hAnsi="Open Sans Light" w:cs="Open Sans Light"/>
-        </w:rPr>
-      </w:pPr>
-      <w:r>
-        <w:rPr>
-          <w:rFonts w:ascii="Open Sans Light" w:hAnsi="Open Sans Light" w:cs="Open Sans Light"/>
-        </w:rPr>
-        <w:t>(VP + FN) / (VP + VN + FN + FP) =</w:t>
-      </w:r>
-      <w:r>
-        <w:rPr>
-          <w:rFonts w:ascii="Open Sans Light" w:hAnsi="Open Sans Light" w:cs="Open Sans Light"/>
-        </w:rPr>
-        <w:t xml:space="preserve"> (30 + 41) </w:t>
-      </w:r>
-      <w:r>
-        <w:rPr>
-          <w:rFonts w:ascii="Open Sans Light" w:hAnsi="Open Sans Light" w:cs="Open Sans Light"/>
-        </w:rPr>
-        <w:t>/ (30 + 122 + 41 + 190)</w:t>
-      </w:r>
-      <w:r>
-        <w:rPr>
-          <w:rFonts w:ascii="Open Sans Light" w:hAnsi="Open Sans Light" w:cs="Open Sans Light"/>
-        </w:rPr>
-        <w:t xml:space="preserve"> = 18.54%</w:t>
-      </w:r>
-    </w:p>
-    <w:p>
-      <w:pPr>
-        <w:spacing w:line="276" w:lineRule="auto"/>
-        <w:jc w:val="both"/>
-        <w:rPr>
-          <w:rFonts w:ascii="Open Sans Light" w:hAnsi="Open Sans Light" w:cs="Open Sans Light"/>
-        </w:rPr>
-      </w:pPr>
-      <w:r>
-        <w:rPr>
-          <w:rFonts w:ascii="Open Sans Light" w:hAnsi="Open Sans Light" w:cs="Open Sans Light"/>
-        </w:rPr>
-        <w:t>Proporción de casos positivos reales en el dataset.</w:t>
-      </w:r>
-    </w:p>
-    <w:p>
-      <w:pPr>
-        <w:spacing w:line="276" w:lineRule="auto"/>
-        <w:jc w:val="both"/>
+      </w:pPr>
+      <w:r>
         <w:rPr>
           <w:rFonts w:ascii="Open Sans Light" w:hAnsi="Open Sans Light" w:cs="Open Sans Light"/>
           <w:b/>
           <w:bCs/>
         </w:rPr>
-      </w:pPr>
-      <w:r>
+        <w:lastRenderedPageBreak/>
+        <w:t>Prevalencia:</w:t>
+      </w:r>
+    </w:p>
+    <w:p>
+      <w:pPr>
+        <w:spacing w:line="276" w:lineRule="auto"/>
+        <w:jc w:val="both"/>
+        <w:rPr>
+          <w:rFonts w:ascii="Open Sans Light" w:hAnsi="Open Sans Light" w:cs="Open Sans Light"/>
+        </w:rPr>
+      </w:pPr>
+      <w:r>
+        <w:rPr>
+          <w:rFonts w:ascii="Open Sans Light" w:hAnsi="Open Sans Light" w:cs="Open Sans Light"/>
+        </w:rPr>
+        <w:t>(VP + FN) / (VP + VN + FN + FP) =</w:t>
+      </w:r>
+      <w:r>
+        <w:rPr>
+          <w:rFonts w:ascii="Open Sans Light" w:hAnsi="Open Sans Light" w:cs="Open Sans Light"/>
+        </w:rPr>
+        <w:t xml:space="preserve"> (30 + 41) / (30 + 122 + 41 + 190) = 18.54%</w:t>
+      </w:r>
+    </w:p>
+    <w:p>
+      <w:pPr>
+        <w:spacing w:line="276" w:lineRule="auto"/>
+        <w:jc w:val="both"/>
+        <w:rPr>
+          <w:rFonts w:ascii="Open Sans Light" w:hAnsi="Open Sans Light" w:cs="Open Sans Light"/>
+        </w:rPr>
+      </w:pPr>
+      <w:r>
+        <w:rPr>
+          <w:rFonts w:ascii="Open Sans Light" w:hAnsi="Open Sans Light" w:cs="Open Sans Light"/>
+        </w:rPr>
+        <w:t>Proporción de casos positivos reales en el dataset.</w:t>
+      </w:r>
+    </w:p>
+    <w:p>
+      <w:pPr>
+        <w:spacing w:line="276" w:lineRule="auto"/>
+        <w:jc w:val="both"/>
         <w:rPr>
           <w:rFonts w:ascii="Open Sans Light" w:hAnsi="Open Sans Light" w:cs="Open Sans Light"/>
           <w:b/>
           <w:bCs/>
         </w:rPr>
-        <w:t>Índice de Jaccard:</w:t>
-      </w:r>
-    </w:p>
-    <w:p>
-      <w:pPr>
-        <w:spacing w:line="276" w:lineRule="auto"/>
-        <w:jc w:val="both"/>
-        <w:rPr>
-          <w:rFonts w:ascii="Open Sans Light" w:hAnsi="Open Sans Light" w:cs="Open Sans Light"/>
-        </w:rPr>
-      </w:pPr>
-      <w:r>
-        <w:rPr>
-          <w:rFonts w:ascii="Open Sans Light" w:hAnsi="Open Sans Light" w:cs="Open Sans Light"/>
-        </w:rPr>
-        <w:t>(VP + VN) / ((VP + VN + FN + FP) + (FN + FP)) =</w:t>
-      </w:r>
-      <w:r>
-        <w:rPr>
-          <w:rFonts w:ascii="Open Sans Light" w:hAnsi="Open Sans Light" w:cs="Open Sans Light"/>
-        </w:rPr>
-        <w:t xml:space="preserve"> (30 + 122) / </w:t>
-      </w:r>
-      <w:r>
-        <w:rPr>
-          <w:rFonts w:ascii="Open Sans Light" w:hAnsi="Open Sans Light" w:cs="Open Sans Light"/>
-        </w:rPr>
-        <w:t>(</w:t>
-      </w:r>
-      <w:r>
-        <w:rPr>
-          <w:rFonts w:ascii="Open Sans Light" w:hAnsi="Open Sans Light" w:cs="Open Sans Light"/>
-        </w:rPr>
-        <w:t>(</w:t>
-      </w:r>
-      <w:r>
-        <w:rPr>
-          <w:rFonts w:ascii="Open Sans Light" w:hAnsi="Open Sans Light" w:cs="Open Sans Light"/>
-        </w:rPr>
-        <w:t>30 + 122 + 41 + 190)</w:t>
-      </w:r>
-      <w:r>
-        <w:rPr>
-          <w:rFonts w:ascii="Open Sans Light" w:hAnsi="Open Sans Light" w:cs="Open Sans Light"/>
-        </w:rPr>
-        <w:t xml:space="preserve"> + (</w:t>
-      </w:r>
-      <w:r>
-        <w:rPr>
-          <w:rFonts w:ascii="Open Sans Light" w:hAnsi="Open Sans Light" w:cs="Open Sans Light"/>
-        </w:rPr>
-        <w:t>41 + 190</w:t>
-      </w:r>
-      <w:r>
-        <w:rPr>
-          <w:rFonts w:ascii="Open Sans Light" w:hAnsi="Open Sans Light" w:cs="Open Sans Light"/>
-        </w:rPr>
-        <w:t>)) = 24.76%</w:t>
-      </w:r>
-    </w:p>
-    <w:p>
-      <w:pPr>
-        <w:spacing w:line="276" w:lineRule="auto"/>
-        <w:jc w:val="both"/>
-        <w:rPr>
-          <w:rFonts w:ascii="Open Sans Light" w:hAnsi="Open Sans Light" w:cs="Open Sans Light"/>
-        </w:rPr>
-      </w:pPr>
-      <w:r>
-        <w:rPr>
-          <w:rFonts w:ascii="Open Sans Light" w:hAnsi="Open Sans Light" w:cs="Open Sans Light"/>
-        </w:rPr>
-        <w:t>Es similar al F1-Score pero penaliza más los errores.</w:t>
-      </w:r>
-    </w:p>
-    <w:p>
-      <w:pPr>
-        <w:spacing w:line="276" w:lineRule="auto"/>
-        <w:jc w:val="both"/>
+      </w:pPr>
+      <w:r>
         <w:rPr>
           <w:rFonts w:ascii="Open Sans Light" w:hAnsi="Open Sans Light" w:cs="Open Sans Light"/>
           <w:b/>
           <w:bCs/>
         </w:rPr>
-      </w:pPr>
-      <w:r>
+        <w:t>Índice de Jaccard:</w:t>
+      </w:r>
+    </w:p>
+    <w:p>
+      <w:pPr>
+        <w:spacing w:line="276" w:lineRule="auto"/>
+        <w:jc w:val="both"/>
+        <w:rPr>
+          <w:rFonts w:ascii="Open Sans Light" w:hAnsi="Open Sans Light" w:cs="Open Sans Light"/>
+        </w:rPr>
+      </w:pPr>
+      <w:r>
+        <w:rPr>
+          <w:rFonts w:ascii="Open Sans Light" w:hAnsi="Open Sans Light" w:cs="Open Sans Light"/>
+        </w:rPr>
+        <w:t>(VP + VN) / ((VP + VN + FN + FP) + (FN + FP)) =</w:t>
+      </w:r>
+      <w:r>
+        <w:rPr>
+          <w:rFonts w:ascii="Open Sans Light" w:hAnsi="Open Sans Light" w:cs="Open Sans Light"/>
+        </w:rPr>
+        <w:t xml:space="preserve"> (30 + 122) / ((30 + 122 + 41 + 190) + (41 + 190)) = 24.76%</w:t>
+      </w:r>
+    </w:p>
+    <w:p>
+      <w:pPr>
+        <w:spacing w:line="276" w:lineRule="auto"/>
+        <w:jc w:val="both"/>
+        <w:rPr>
+          <w:rFonts w:ascii="Open Sans Light" w:hAnsi="Open Sans Light" w:cs="Open Sans Light"/>
+        </w:rPr>
+      </w:pPr>
+      <w:r>
+        <w:rPr>
+          <w:rFonts w:ascii="Open Sans Light" w:hAnsi="Open Sans Light" w:cs="Open Sans Light"/>
+        </w:rPr>
+        <w:t>Es similar al F1-Score pero penaliza más los errores.</w:t>
+      </w:r>
+    </w:p>
+    <w:p>
+      <w:pPr>
+        <w:spacing w:line="276" w:lineRule="auto"/>
+        <w:jc w:val="both"/>
         <w:rPr>
           <w:rFonts w:ascii="Open Sans Light" w:hAnsi="Open Sans Light" w:cs="Open Sans Light"/>
           <w:b/>
           <w:bCs/>
         </w:rPr>
+      </w:pPr>
+      <w:r>
+        <w:rPr>
+          <w:rFonts w:ascii="Open Sans Light" w:hAnsi="Open Sans Light" w:cs="Open Sans Light"/>
+          <w:b/>
+          <w:bCs/>
+        </w:rPr>
         <w:t>Tasa de Falsos Positivos (FPR):</w:t>
       </w:r>
     </w:p>
@@ -3535,7 +3769,6 @@
         <w:rPr>
           <w:rFonts w:ascii="Open Sans Light" w:hAnsi="Open Sans Light" w:cs="Open Sans Light"/>
         </w:rPr>
-        <w:lastRenderedPageBreak/>
         <w:t xml:space="preserve">Indica el porcentaje de negativos mal clasificados como positivos. En este caso es un </w:t>
       </w:r>
       <w:r>
@@ -3993,6 +4226,7 @@
           <w:color w:val="333333"/>
           <w:shd w:val="clear" w:color="auto" w:fill="FFFFFF"/>
         </w:rPr>
+        <w:lastRenderedPageBreak/>
         <w:t>L</w:t>
       </w:r>
       <w:r>
@@ -4206,7 +4440,7 @@
         <w:pStyle w:val="Ttulo1"/>
         <w:spacing w:line="276" w:lineRule="auto"/>
       </w:pPr>
-      <w:bookmarkStart w:id="4" w:name="_Toc195705275"/>
+      <w:bookmarkStart w:id="4" w:name="_Toc196210210"/>
       <w:r>
         <w:t>Gráficas con Excel</w:t>
       </w:r>
@@ -4244,9 +4478,8 @@
         <w:rPr>
           <w:noProof/>
         </w:rPr>
-        <w:lastRenderedPageBreak/>
         <w:drawing>
-          <wp:inline distT="0" distB="0" distL="0" distR="0" wp14:anchorId="6E52AAF2" wp14:editId="34FAE7D7">
+          <wp:inline distT="0" distB="0" distL="0" distR="0" wp14:anchorId="6E52AAF2" wp14:editId="00284E4D">
             <wp:extent cx="4220111" cy="2549237"/>
             <wp:effectExtent l="0" t="0" r="0" b="3810"/>
             <wp:docPr id="2" name="Imagen 2"/>
@@ -4269,7 +4502,7 @@
                   <pic:spPr>
                     <a:xfrm>
                       <a:off x="0" y="0"/>
-                      <a:ext cx="4238128" cy="2560120"/>
+                      <a:ext cx="4220111" cy="2549237"/>
                     </a:xfrm>
                     <a:prstGeom prst="rect">
                       <a:avLst/>
@@ -4309,7 +4542,7 @@
           <w:noProof/>
         </w:rPr>
         <w:drawing>
-          <wp:inline distT="0" distB="0" distL="0" distR="0" wp14:anchorId="4FEF1B67" wp14:editId="22FB1D34">
+          <wp:inline distT="0" distB="0" distL="0" distR="0" wp14:anchorId="4FEF1B67" wp14:editId="03EA0799">
             <wp:extent cx="4457700" cy="2771775"/>
             <wp:effectExtent l="0" t="0" r="0" b="9525"/>
             <wp:docPr id="3" name="Imagen 3"/>
@@ -4356,6 +4589,7 @@
         <w:rPr>
           <w:rFonts w:ascii="Open Sans Light" w:hAnsi="Open Sans Light" w:cs="Open Sans Light"/>
         </w:rPr>
+        <w:lastRenderedPageBreak/>
         <w:t xml:space="preserve">En este gráfico de </w:t>
       </w:r>
       <w:r>
@@ -4382,7 +4616,6 @@
         <w:rPr>
           <w:noProof/>
         </w:rPr>
-        <w:lastRenderedPageBreak/>
         <w:drawing>
           <wp:inline distT="0" distB="0" distL="0" distR="0" wp14:anchorId="2F0B927F" wp14:editId="69FFD472">
             <wp:extent cx="4543425" cy="2686050"/>
@@ -4533,7 +4766,7 @@
         <w:pStyle w:val="Ttulo1"/>
         <w:spacing w:line="276" w:lineRule="auto"/>
       </w:pPr>
-      <w:bookmarkStart w:id="5" w:name="_Toc195705276"/>
+      <w:bookmarkStart w:id="5" w:name="_Toc196210211"/>
       <w:r>
         <w:t>Procesamiento de Lenguaje Natural</w:t>
       </w:r>
@@ -5251,7 +5484,7 @@
         <w:pStyle w:val="Ttulo1"/>
         <w:spacing w:line="276" w:lineRule="auto"/>
       </w:pPr>
-      <w:bookmarkStart w:id="6" w:name="_Toc195705277"/>
+      <w:bookmarkStart w:id="6" w:name="_Toc196210212"/>
       <w:r>
         <w:lastRenderedPageBreak/>
         <w:t>Bibliografía</w:t>
